--- a/practicas/PlanificacionPPEstudiante.docx
+++ b/practicas/PlanificacionPPEstudiante.docx
@@ -1019,6 +1019,7 @@
         <w:jc w:val="left"/>
         <w:rPr>
           <w:rFonts w:ascii="Times New Roman" w:hAnsi="Times New Roman"/>
+          <w:i/>
           <w:sz w:val="18"/>
           <w:szCs w:val="18"/>
           <w:lang w:val="es-EC"/>
@@ -1037,12 +1038,63 @@
       <w:r>
         <w:rPr>
           <w:rFonts w:ascii="Times New Roman" w:hAnsi="Times New Roman"/>
-          <w:i/>
-          <w:sz w:val="18"/>
-          <w:szCs w:val="18"/>
-          <w:lang w:val="es-ES"/>
-        </w:rPr>
-        <w:t>Lilian Alexandra Alcívar Valencia</w:t>
+          <w:sz w:val="18"/>
+          <w:szCs w:val="18"/>
+          <w:lang w:val="es-EC"/>
+        </w:rPr>
+        <w:t>Moreta Paez Galo Anibal</w:t>
+      </w:r>
+      <w:r>
+        <w:rPr>
+          <w:rFonts w:ascii="Times New Roman" w:hAnsi="Times New Roman"/>
+          <w:i/>
+          <w:sz w:val="18"/>
+          <w:szCs w:val="18"/>
+          <w:lang w:val="es-EC"/>
+        </w:rPr>
+        <w:t xml:space="preserve"> </w:t>
+      </w:r>
+    </w:p>
+    <w:p>
+      <w:pPr>
+        <w:pStyle w:val="Textoindependiente"/>
+        <w:spacing w:line="360" w:lineRule="auto"/>
+        <w:ind w:left="357"/>
+        <w:jc w:val="left"/>
+        <w:rPr>
+          <w:rFonts w:ascii="Times New Roman" w:hAnsi="Times New Roman"/>
+          <w:sz w:val="18"/>
+          <w:szCs w:val="18"/>
+          <w:lang w:val="es-EC"/>
+        </w:rPr>
+      </w:pPr>
+      <w:r>
+        <w:rPr>
+          <w:rFonts w:ascii="Times New Roman" w:hAnsi="Times New Roman"/>
+          <w:i/>
+          <w:sz w:val="18"/>
+          <w:szCs w:val="18"/>
+          <w:lang w:val="es-EC"/>
+        </w:rPr>
+        <w:t>Función:</w:t>
+      </w:r>
+      <w:r>
+        <w:rPr>
+          <w:rFonts w:ascii="Times New Roman" w:hAnsi="Times New Roman"/>
+          <w:sz w:val="18"/>
+          <w:szCs w:val="18"/>
+          <w:lang w:val="es-EC"/>
+        </w:rPr>
+        <w:t xml:space="preserve"> </w:t>
+      </w:r>
+      <w:r>
+        <w:rPr>
+          <w:rFonts w:ascii="Times New Roman" w:hAnsi="Times New Roman"/>
+          <w:sz w:val="18"/>
+          <w:szCs w:val="18"/>
+          <w:lang w:val="es-EC"/>
+        </w:rPr>
+        <w:t>Líder de Departamento de TI</w:t>
       </w:r>
     </w:p>
     <w:p>
@@ -1053,59 +1105,6 @@
         <w:jc w:val="left"/>
         <w:rPr>
           <w:rFonts w:ascii="Times New Roman" w:hAnsi="Times New Roman"/>
-          <w:sz w:val="18"/>
-          <w:szCs w:val="18"/>
-          <w:lang w:val="es-EC"/>
-        </w:rPr>
-      </w:pPr>
-      <w:r>
-        <w:rPr>
-          <w:rFonts w:ascii="Times New Roman" w:hAnsi="Times New Roman"/>
-          <w:i/>
-          <w:sz w:val="18"/>
-          <w:szCs w:val="18"/>
-          <w:lang w:val="es-EC"/>
-        </w:rPr>
-        <w:t>Función:</w:t>
-      </w:r>
-      <w:r>
-        <w:rPr>
-          <w:rFonts w:ascii="Times New Roman" w:hAnsi="Times New Roman"/>
-          <w:sz w:val="18"/>
-          <w:szCs w:val="18"/>
-          <w:lang w:val="es-EC"/>
-        </w:rPr>
-        <w:t xml:space="preserve"> </w:t>
-      </w:r>
-      <w:proofErr w:type="gramStart"/>
-      <w:r>
-        <w:rPr>
-          <w:rFonts w:ascii="Times New Roman" w:hAnsi="Times New Roman"/>
-          <w:sz w:val="18"/>
-          <w:szCs w:val="18"/>
-          <w:lang w:val="es-EC"/>
-        </w:rPr>
-        <w:t>Directora</w:t>
-      </w:r>
-      <w:proofErr w:type="gramEnd"/>
-      <w:r>
-        <w:rPr>
-          <w:rFonts w:ascii="Times New Roman" w:hAnsi="Times New Roman"/>
-          <w:sz w:val="18"/>
-          <w:szCs w:val="18"/>
-          <w:lang w:val="es-EC"/>
-        </w:rPr>
-        <w:t xml:space="preserve"> empresarial</w:t>
-      </w:r>
-    </w:p>
-    <w:p>
-      <w:pPr>
-        <w:pStyle w:val="Textoindependiente"/>
-        <w:spacing w:line="360" w:lineRule="auto"/>
-        <w:ind w:left="360"/>
-        <w:jc w:val="left"/>
-        <w:rPr>
-          <w:rFonts w:ascii="Times New Roman" w:hAnsi="Times New Roman"/>
           <w:b/>
           <w:sz w:val="18"/>
           <w:szCs w:val="18"/>
@@ -1158,7 +1157,7 @@
           <w:szCs w:val="18"/>
           <w:lang w:val="es-ES"/>
         </w:rPr>
-        <w:t>0986858353</w:t>
+        <w:t>0</w:t>
       </w:r>
       <w:r>
         <w:rPr>
@@ -1168,6 +1167,16 @@
           <w:szCs w:val="18"/>
           <w:lang w:val="es-ES"/>
         </w:rPr>
+        <w:t>984374616</w:t>
+      </w:r>
+      <w:r>
+        <w:rPr>
+          <w:rFonts w:ascii="Times New Roman" w:hAnsi="Times New Roman"/>
+          <w:i/>
+          <w:sz w:val="18"/>
+          <w:szCs w:val="18"/>
+          <w:lang w:val="es-ES"/>
+        </w:rPr>
         <w:t xml:space="preserve">                                                              </w:t>
       </w:r>
       <w:r>
@@ -1205,9 +1214,9 @@
           <w:i/>
           <w:sz w:val="18"/>
           <w:szCs w:val="18"/>
-          <w:lang w:val="es-ES"/>
-        </w:rPr>
-        <w:t>grupoturnerecuador@hotmail.com</w:t>
+          <w:lang w:val="es-EC"/>
+        </w:rPr>
+        <w:t>sistemas@recursos-tecnologicos.com</w:t>
       </w:r>
     </w:p>
     <w:p>
@@ -1291,7 +1300,7 @@
           <w:szCs w:val="18"/>
           <w:lang w:val="es-EC"/>
         </w:rPr>
-        <w:t>Axel Samuel Herrera Aguiar</w:t>
+        <w:t>Bryan Roberto Quispe Romero</w:t>
       </w:r>
     </w:p>
     <w:p>
@@ -1324,7 +1333,25 @@
           <w:szCs w:val="18"/>
           <w:lang w:val="es-EC"/>
         </w:rPr>
-        <w:t xml:space="preserve">1726791641                                                  </w:t>
+        <w:t>1726</w:t>
+      </w:r>
+      <w:r>
+        <w:rPr>
+          <w:rFonts w:ascii="Times New Roman" w:hAnsi="Times New Roman"/>
+          <w:sz w:val="18"/>
+          <w:szCs w:val="18"/>
+          <w:lang w:val="es-EC"/>
+        </w:rPr>
+        <w:t>621830</w:t>
+      </w:r>
+      <w:r>
+        <w:rPr>
+          <w:rFonts w:ascii="Times New Roman" w:hAnsi="Times New Roman"/>
+          <w:sz w:val="18"/>
+          <w:szCs w:val="18"/>
+          <w:lang w:val="es-EC"/>
+        </w:rPr>
+        <w:t xml:space="preserve">                                                  </w:t>
       </w:r>
       <w:r>
         <w:rPr>
@@ -1353,7 +1380,17 @@
           <w:szCs w:val="18"/>
           <w:lang w:val="es-EC"/>
         </w:rPr>
-        <w:t>: L00412104</w:t>
+        <w:t>: L00</w:t>
+      </w:r>
+      <w:r>
+        <w:rPr>
+          <w:rFonts w:ascii="Times New Roman" w:hAnsi="Times New Roman"/>
+          <w:i/>
+          <w:sz w:val="18"/>
+          <w:szCs w:val="18"/>
+          <w:lang w:val="es-EC"/>
+        </w:rPr>
+        <w:t>387487</w:t>
       </w:r>
     </w:p>
     <w:p>
@@ -1387,7 +1424,25 @@
           <w:szCs w:val="18"/>
           <w:lang w:val="es-EC"/>
         </w:rPr>
-        <w:t xml:space="preserve">0988334397                                                   </w:t>
+        <w:t>09</w:t>
+      </w:r>
+      <w:r>
+        <w:rPr>
+          <w:rFonts w:ascii="Times New Roman" w:hAnsi="Times New Roman"/>
+          <w:sz w:val="18"/>
+          <w:szCs w:val="18"/>
+          <w:lang w:val="es-EC"/>
+        </w:rPr>
+        <w:t>79195854</w:t>
+      </w:r>
+      <w:r>
+        <w:rPr>
+          <w:rFonts w:ascii="Times New Roman" w:hAnsi="Times New Roman"/>
+          <w:sz w:val="18"/>
+          <w:szCs w:val="18"/>
+          <w:lang w:val="es-EC"/>
+        </w:rPr>
+        <w:t xml:space="preserve">                                                   </w:t>
       </w:r>
       <w:r>
         <w:rPr>
@@ -1416,7 +1471,17 @@
           <w:szCs w:val="18"/>
           <w:lang w:val="es-EC"/>
         </w:rPr>
-        <w:t>asherrera11@espe.edu.ec</w:t>
+        <w:t>brquispe</w:t>
+      </w:r>
+      <w:r>
+        <w:rPr>
+          <w:rFonts w:ascii="Times New Roman" w:hAnsi="Times New Roman"/>
+          <w:i/>
+          <w:sz w:val="18"/>
+          <w:szCs w:val="18"/>
+          <w:lang w:val="es-EC"/>
+        </w:rPr>
+        <w:t>1@espe.edu.ec</w:t>
       </w:r>
     </w:p>
     <w:p>
@@ -1593,7 +1658,7 @@
           <w:szCs w:val="18"/>
           <w:lang w:val="es-EC"/>
         </w:rPr>
-        <w:t>Washington Eduardo Loza Herrera</w:t>
+        <w:t>Magi Paul Diaz Zuñiga</w:t>
       </w:r>
     </w:p>
     <w:p>
@@ -1609,27 +1674,15 @@
           <w:lang w:val="es-EC"/>
         </w:rPr>
       </w:pPr>
-      <w:proofErr w:type="spellStart"/>
-      <w:r>
-        <w:rPr>
-          <w:rFonts w:ascii="Times New Roman" w:hAnsi="Times New Roman"/>
-          <w:i/>
-          <w:sz w:val="18"/>
-          <w:szCs w:val="18"/>
-          <w:lang w:val="es-EC"/>
-        </w:rPr>
-        <w:t>Nº</w:t>
-      </w:r>
-      <w:proofErr w:type="spellEnd"/>
-      <w:r>
-        <w:rPr>
-          <w:rFonts w:ascii="Times New Roman" w:hAnsi="Times New Roman"/>
-          <w:i/>
-          <w:sz w:val="18"/>
-          <w:szCs w:val="18"/>
-          <w:lang w:val="es-EC"/>
-        </w:rPr>
-        <w:t xml:space="preserve"> de Cédula:</w:t>
+      <w:r>
+        <w:rPr>
+          <w:rFonts w:ascii="Times New Roman" w:hAnsi="Times New Roman"/>
+          <w:i/>
+          <w:sz w:val="18"/>
+          <w:szCs w:val="18"/>
+          <w:lang w:val="es-EC"/>
+        </w:rPr>
+        <w:t>Nº de Cédula:</w:t>
       </w:r>
       <w:r>
         <w:rPr>
@@ -1647,7 +1700,7 @@
           <w:szCs w:val="18"/>
           <w:lang w:val="es-EC"/>
         </w:rPr>
-        <w:t>1713756524</w:t>
+        <w:t>1707249072</w:t>
       </w:r>
       <w:r>
         <w:rPr>
@@ -1676,7 +1729,18 @@
           <w:szCs w:val="18"/>
           <w:lang w:val="es-EC"/>
         </w:rPr>
-        <w:t>ID: L00329286</w:t>
+        <w:t xml:space="preserve">ID: </w:t>
+      </w:r>
+      <w:r>
+        <w:rPr>
+          <w:rFonts w:ascii="Times New Roman" w:hAnsi="Times New Roman"/>
+          <w:i/>
+          <w:iCs/>
+          <w:sz w:val="18"/>
+          <w:szCs w:val="18"/>
+          <w:lang w:val="es-EC"/>
+        </w:rPr>
+        <w:t>L00007501</w:t>
       </w:r>
     </w:p>
     <w:p>
@@ -1739,7 +1803,17 @@
           <w:szCs w:val="18"/>
           <w:lang w:val="es-EC"/>
         </w:rPr>
-        <w:t>wwloza@espe.edu.ec</w:t>
+        <w:t>mpdiaz</w:t>
+      </w:r>
+      <w:r>
+        <w:rPr>
+          <w:rFonts w:ascii="Times New Roman" w:hAnsi="Times New Roman"/>
+          <w:i/>
+          <w:sz w:val="18"/>
+          <w:szCs w:val="18"/>
+          <w:lang w:val="es-EC"/>
+        </w:rPr>
+        <w:t>@espe.edu.ec</w:t>
       </w:r>
     </w:p>
     <w:p>
@@ -1864,8 +1938,19 @@
                       <w:b/>
                       <w:sz w:val="18"/>
                       <w:szCs w:val="18"/>
+                      <w:lang w:val="en-US"/>
                     </w:rPr>
-                    <w:t>05 / 09 / 2025</w:t>
+                    <w:t>30/10/2025</w:t>
+                  </w:r>
+                  <w:r>
+                    <w:rPr>
+                      <w:rFonts w:ascii="Arial" w:hAnsi="Arial" w:cs="Arial"/>
+                      <w:b/>
+                      <w:sz w:val="18"/>
+                      <w:szCs w:val="18"/>
+                      <w:lang w:val="en-US"/>
+                    </w:rPr>
+                    <w:t xml:space="preserve">   </w:t>
                   </w:r>
                 </w:p>
               </w:txbxContent>
@@ -1888,11 +1973,9 @@
               <w:txbxContent>
                 <w:p>
                   <w:pPr>
-                    <w:spacing w:after="0" w:line="240" w:lineRule="auto"/>
                     <w:jc w:val="center"/>
                     <w:rPr>
                       <w:rFonts w:ascii="Arial" w:hAnsi="Arial" w:cs="Arial"/>
-                      <w:b/>
                       <w:sz w:val="18"/>
                       <w:szCs w:val="18"/>
                     </w:rPr>
@@ -1903,8 +1986,9 @@
                       <w:b/>
                       <w:sz w:val="18"/>
                       <w:szCs w:val="18"/>
+                      <w:lang w:val="en-US"/>
                     </w:rPr>
-                    <w:t>31 / 10 / 2025</w:t>
+                    <w:t>10/04/2026</w:t>
                   </w:r>
                 </w:p>
                 <w:p>
@@ -2055,7 +2139,25 @@
                       <w:sz w:val="18"/>
                       <w:szCs w:val="18"/>
                     </w:rPr>
-                    <w:t>14:00 / 20:00</w:t>
+                    <w:t xml:space="preserve">14:00 / </w:t>
+                  </w:r>
+                  <w:r>
+                    <w:rPr>
+                      <w:rFonts w:ascii="Arial" w:hAnsi="Arial" w:cs="Arial"/>
+                      <w:b/>
+                      <w:sz w:val="18"/>
+                      <w:szCs w:val="18"/>
+                    </w:rPr>
+                    <w:t>18</w:t>
+                  </w:r>
+                  <w:r>
+                    <w:rPr>
+                      <w:rFonts w:ascii="Arial" w:hAnsi="Arial" w:cs="Arial"/>
+                      <w:b/>
+                      <w:sz w:val="18"/>
+                      <w:szCs w:val="18"/>
+                    </w:rPr>
+                    <w:t>:00</w:t>
                   </w:r>
                 </w:p>
                 <w:p/>
@@ -2102,7 +2204,7 @@
                       <w:szCs w:val="18"/>
                       <w:lang w:val="es-MX"/>
                     </w:rPr>
-                    <w:t>6</w:t>
+                    <w:t>0</w:t>
                   </w:r>
                 </w:p>
               </w:txbxContent>
@@ -2362,7 +2464,7 @@
           <w:szCs w:val="18"/>
           <w:lang w:val="es-ES"/>
         </w:rPr>
-        <w:t>Desarrollo de aplicativo web - FEPAST</w:t>
+        <w:t>SISTEMA DE GESTIÓN DE ACTIVOS</w:t>
       </w:r>
     </w:p>
     <w:p>
@@ -2409,9 +2511,8 @@
           <w:szCs w:val="18"/>
           <w:lang w:val="es-ES"/>
         </w:rPr>
-        <w:t xml:space="preserve">Desarrollo Web </w:t>
-      </w:r>
-      <w:proofErr w:type="spellStart"/>
+        <w:t>Desarrollo Web Frontend (</w:t>
+      </w:r>
       <w:r>
         <w:rPr>
           <w:rFonts w:ascii="Times New Roman" w:hAnsi="Times New Roman"/>
@@ -2420,9 +2521,8 @@
           <w:szCs w:val="18"/>
           <w:lang w:val="es-ES"/>
         </w:rPr>
-        <w:t>Frontend</w:t>
-      </w:r>
-      <w:proofErr w:type="spellEnd"/>
+        <w:t>NextJS</w:t>
+      </w:r>
       <w:r>
         <w:rPr>
           <w:rFonts w:ascii="Times New Roman" w:hAnsi="Times New Roman"/>
@@ -2431,10 +2531,58 @@
           <w:szCs w:val="18"/>
           <w:lang w:val="es-ES"/>
         </w:rPr>
+        <w:t xml:space="preserve"> ), Desarrollo Web Backend (</w:t>
+      </w:r>
+      <w:r>
+        <w:rPr>
+          <w:rFonts w:ascii="Times New Roman" w:hAnsi="Times New Roman"/>
+          <w:b/>
+          <w:sz w:val="18"/>
+          <w:szCs w:val="18"/>
+          <w:lang w:val="es-ES"/>
+        </w:rPr>
+        <w:t>Nest</w:t>
+      </w:r>
+      <w:r>
+        <w:rPr>
+          <w:rFonts w:ascii="Times New Roman" w:hAnsi="Times New Roman"/>
+          <w:b/>
+          <w:sz w:val="18"/>
+          <w:szCs w:val="18"/>
+          <w:lang w:val="es-ES"/>
+        </w:rPr>
+        <w:t xml:space="preserve">JS), , </w:t>
+      </w:r>
+      <w:r>
+        <w:rPr>
+          <w:rFonts w:ascii="Times New Roman" w:hAnsi="Times New Roman"/>
+          <w:b/>
+          <w:sz w:val="18"/>
+          <w:szCs w:val="18"/>
+          <w:lang w:val="es-ES"/>
+        </w:rPr>
+        <w:t xml:space="preserve">Gestión de Bases de Datos (PostgreSQL), </w:t>
+      </w:r>
+      <w:r>
+        <w:rPr>
+          <w:rFonts w:ascii="Times New Roman" w:hAnsi="Times New Roman"/>
+          <w:b/>
+          <w:sz w:val="18"/>
+          <w:szCs w:val="18"/>
+          <w:lang w:val="es-ES"/>
+        </w:rPr>
+        <w:t>ORM</w:t>
+      </w:r>
+      <w:r>
+        <w:rPr>
+          <w:rFonts w:ascii="Times New Roman" w:hAnsi="Times New Roman"/>
+          <w:b/>
+          <w:sz w:val="18"/>
+          <w:szCs w:val="18"/>
+          <w:lang w:val="es-ES"/>
+        </w:rPr>
         <w:t xml:space="preserve"> (</w:t>
       </w:r>
-      <w:proofErr w:type="spellStart"/>
-      <w:proofErr w:type="gramStart"/>
       <w:r>
         <w:rPr>
           <w:rFonts w:ascii="Times New Roman" w:hAnsi="Times New Roman"/>
@@ -2443,9 +2591,8 @@
           <w:szCs w:val="18"/>
           <w:lang w:val="es-ES"/>
         </w:rPr>
-        <w:t>React</w:t>
-      </w:r>
-      <w:proofErr w:type="spellEnd"/>
+        <w:t>PrismaORM</w:t>
+      </w:r>
       <w:r>
         <w:rPr>
           <w:rFonts w:ascii="Times New Roman" w:hAnsi="Times New Roman"/>
@@ -2454,62 +2601,7 @@
           <w:szCs w:val="18"/>
           <w:lang w:val="es-ES"/>
         </w:rPr>
-        <w:t xml:space="preserve"> )</w:t>
-      </w:r>
-      <w:proofErr w:type="gramEnd"/>
-      <w:r>
-        <w:rPr>
-          <w:rFonts w:ascii="Times New Roman" w:hAnsi="Times New Roman"/>
-          <w:b/>
-          <w:sz w:val="18"/>
-          <w:szCs w:val="18"/>
-          <w:lang w:val="es-ES"/>
-        </w:rPr>
-        <w:t xml:space="preserve">, Desarrollo Web </w:t>
-      </w:r>
-      <w:proofErr w:type="spellStart"/>
-      <w:r>
-        <w:rPr>
-          <w:rFonts w:ascii="Times New Roman" w:hAnsi="Times New Roman"/>
-          <w:b/>
-          <w:sz w:val="18"/>
-          <w:szCs w:val="18"/>
-          <w:lang w:val="es-ES"/>
-        </w:rPr>
-        <w:t>Backend</w:t>
-      </w:r>
-      <w:proofErr w:type="spellEnd"/>
-      <w:r>
-        <w:rPr>
-          <w:rFonts w:ascii="Times New Roman" w:hAnsi="Times New Roman"/>
-          <w:b/>
-          <w:sz w:val="18"/>
-          <w:szCs w:val="18"/>
-          <w:lang w:val="es-ES"/>
-        </w:rPr>
-        <w:t xml:space="preserve"> (</w:t>
-      </w:r>
-      <w:proofErr w:type="spellStart"/>
-      <w:r>
-        <w:rPr>
-          <w:rFonts w:ascii="Times New Roman" w:hAnsi="Times New Roman"/>
-          <w:b/>
-          <w:sz w:val="18"/>
-          <w:szCs w:val="18"/>
-          <w:lang w:val="es-ES"/>
-        </w:rPr>
-        <w:t>Node</w:t>
-      </w:r>
-      <w:proofErr w:type="spellEnd"/>
-      <w:r>
-        <w:rPr>
-          <w:rFonts w:ascii="Times New Roman" w:hAnsi="Times New Roman"/>
-          <w:b/>
-          <w:sz w:val="18"/>
-          <w:szCs w:val="18"/>
-          <w:lang w:val="es-ES"/>
-        </w:rPr>
-        <w:t xml:space="preserve"> JS), Integración de pruebas, Gestión de Base de Datos, Buenas prácticas de desarrollo</w:t>
+        <w:t>), Seguridad (JWT)</w:t>
       </w:r>
     </w:p>
     <w:p>
@@ -2739,7 +2831,17 @@
                 <w:szCs w:val="18"/>
                 <w:lang w:val="es-EC"/>
               </w:rPr>
-              <w:t>Tecnología</w:t>
+              <w:t>T</w:t>
+            </w:r>
+            <w:r>
+              <w:rPr>
+                <w:rFonts w:ascii="Times New Roman" w:hAnsi="Times New Roman"/>
+                <w:bCs/>
+                <w:sz w:val="18"/>
+                <w:szCs w:val="18"/>
+                <w:lang w:val="es-EC"/>
+              </w:rPr>
+              <w:t>I</w:t>
             </w:r>
           </w:p>
         </w:tc>
@@ -2768,7 +2870,7 @@
                 <w:szCs w:val="18"/>
                 <w:lang w:val="es-ES"/>
               </w:rPr>
-              <w:t>Inducción y análisis inicial del sistema de FEPAST: revisión de requisitos, diseño preliminar y modelo de base de datos.</w:t>
+              <w:t>Inducción, configuración de entornos de desarrollo e implementación del sistema central de autenticación y seguridad con sesiones (JWT)</w:t>
             </w:r>
           </w:p>
         </w:tc>
@@ -2826,7 +2928,17 @@
                 <w:szCs w:val="18"/>
                 <w:lang w:val="es-EC"/>
               </w:rPr>
-              <w:t>Tecnología</w:t>
+              <w:t>T</w:t>
+            </w:r>
+            <w:r>
+              <w:rPr>
+                <w:rFonts w:ascii="Times New Roman" w:hAnsi="Times New Roman"/>
+                <w:bCs/>
+                <w:sz w:val="18"/>
+                <w:szCs w:val="18"/>
+                <w:lang w:val="es-EC"/>
+              </w:rPr>
+              <w:t>I</w:t>
             </w:r>
           </w:p>
         </w:tc>
@@ -2853,7 +2965,29 @@
                 <w:szCs w:val="18"/>
                 <w:lang w:val="es-ES"/>
               </w:rPr>
-              <w:t>Inducción y análisis inicial del sistema de FEPAST: revisión de requisitos, diseño preliminar y modelo de base de datos.</w:t>
+              <w:t xml:space="preserve">Desarrollo e integración de los módulos </w:t>
+            </w:r>
+            <w:r>
+              <w:rPr>
+                <w:rFonts w:ascii="Times New Roman" w:hAnsi="Times New Roman"/>
+                <w:bCs/>
+                <w:i/>
+                <w:iCs/>
+                <w:sz w:val="18"/>
+                <w:szCs w:val="18"/>
+                <w:lang w:val="es-ES"/>
+              </w:rPr>
+              <w:t>core</w:t>
+            </w:r>
+            <w:r>
+              <w:rPr>
+                <w:rFonts w:ascii="Times New Roman" w:hAnsi="Times New Roman"/>
+                <w:bCs/>
+                <w:sz w:val="18"/>
+                <w:szCs w:val="18"/>
+                <w:lang w:val="es-ES"/>
+              </w:rPr>
+              <w:t xml:space="preserve"> backend para la gestión integral de activos (CRUD, asignación, devolución e historial).</w:t>
             </w:r>
           </w:p>
         </w:tc>
@@ -2911,7 +3045,17 @@
                 <w:szCs w:val="18"/>
                 <w:lang w:val="es-EC"/>
               </w:rPr>
-              <w:t>Tecnología</w:t>
+              <w:t>T</w:t>
+            </w:r>
+            <w:r>
+              <w:rPr>
+                <w:rFonts w:ascii="Times New Roman" w:hAnsi="Times New Roman"/>
+                <w:bCs/>
+                <w:sz w:val="18"/>
+                <w:szCs w:val="18"/>
+                <w:lang w:val="es-EC"/>
+              </w:rPr>
+              <w:t>I</w:t>
             </w:r>
           </w:p>
         </w:tc>
@@ -2940,51 +3084,7 @@
                 <w:szCs w:val="18"/>
                 <w:lang w:val="es-ES"/>
               </w:rPr>
-              <w:t xml:space="preserve">Implementación e integración de módulos </w:t>
-            </w:r>
-            <w:proofErr w:type="spellStart"/>
-            <w:r>
-              <w:rPr>
-                <w:rFonts w:ascii="Times New Roman" w:hAnsi="Times New Roman"/>
-                <w:bCs/>
-                <w:sz w:val="18"/>
-                <w:szCs w:val="18"/>
-                <w:lang w:val="es-ES"/>
-              </w:rPr>
-              <w:t>backend</w:t>
-            </w:r>
-            <w:proofErr w:type="spellEnd"/>
-            <w:r>
-              <w:rPr>
-                <w:rFonts w:ascii="Times New Roman" w:hAnsi="Times New Roman"/>
-                <w:bCs/>
-                <w:sz w:val="18"/>
-                <w:szCs w:val="18"/>
-                <w:lang w:val="es-ES"/>
-              </w:rPr>
-              <w:t xml:space="preserve">: inventario, pruebas en </w:t>
-            </w:r>
-            <w:proofErr w:type="spellStart"/>
-            <w:r>
-              <w:rPr>
-                <w:rFonts w:ascii="Times New Roman" w:hAnsi="Times New Roman"/>
-                <w:bCs/>
-                <w:sz w:val="18"/>
-                <w:szCs w:val="18"/>
-                <w:lang w:val="es-ES"/>
-              </w:rPr>
-              <w:t>Postman</w:t>
-            </w:r>
-            <w:proofErr w:type="spellEnd"/>
-            <w:r>
-              <w:rPr>
-                <w:rFonts w:ascii="Times New Roman" w:hAnsi="Times New Roman"/>
-                <w:bCs/>
-                <w:sz w:val="18"/>
-                <w:szCs w:val="18"/>
-                <w:lang w:val="es-ES"/>
-              </w:rPr>
-              <w:t xml:space="preserve"> y corrección de errores.</w:t>
+              <w:t>Implementación e integración de los módulos de consumibles (tintas, cables UTP, conectores, regletas) y sistema de alertas de stock bajo.</w:t>
             </w:r>
           </w:p>
         </w:tc>
@@ -3042,7 +3142,17 @@
                 <w:szCs w:val="18"/>
                 <w:lang w:val="es-EC"/>
               </w:rPr>
-              <w:t>Tecnología</w:t>
+              <w:t>T</w:t>
+            </w:r>
+            <w:r>
+              <w:rPr>
+                <w:rFonts w:ascii="Times New Roman" w:hAnsi="Times New Roman"/>
+                <w:bCs/>
+                <w:sz w:val="18"/>
+                <w:szCs w:val="18"/>
+                <w:lang w:val="es-EC"/>
+              </w:rPr>
+              <w:t>I</w:t>
             </w:r>
           </w:p>
         </w:tc>
@@ -3069,7 +3179,7 @@
                 <w:szCs w:val="18"/>
                 <w:lang w:val="es-ES"/>
               </w:rPr>
-              <w:t>Documentación de API y desarrollo de módulos finales: mentores, formato y generación de carnet.</w:t>
+              <w:t>Diseño, estructuración y maquetación del Dashboard interactivo, incluyendo métricas, KPIs y visualización de gráficos estadísticos.</w:t>
             </w:r>
           </w:p>
         </w:tc>
@@ -3127,7 +3237,17 @@
                 <w:szCs w:val="18"/>
                 <w:lang w:val="es-EC"/>
               </w:rPr>
-              <w:t>Tecnología</w:t>
+              <w:t>T</w:t>
+            </w:r>
+            <w:r>
+              <w:rPr>
+                <w:rFonts w:ascii="Times New Roman" w:hAnsi="Times New Roman"/>
+                <w:bCs/>
+                <w:sz w:val="18"/>
+                <w:szCs w:val="18"/>
+                <w:lang w:val="es-EC"/>
+              </w:rPr>
+              <w:t>I</w:t>
             </w:r>
           </w:p>
         </w:tc>
@@ -3154,7 +3274,7 @@
                 <w:szCs w:val="18"/>
                 <w:lang w:val="es-ES"/>
               </w:rPr>
-              <w:t>Desarrollo e integración de módulos funcionales del sistema: mentores, formato de carnet y requisitos.</w:t>
+              <w:t>Desarrollo del módulo de reportes del sistema con capacidades de búsqueda, filtrado avanzado y exportación de datos a formatos Excel y PDF.</w:t>
             </w:r>
           </w:p>
         </w:tc>
@@ -3212,7 +3332,17 @@
                 <w:szCs w:val="18"/>
                 <w:lang w:val="es-EC"/>
               </w:rPr>
-              <w:t>Tecnología</w:t>
+              <w:t>T</w:t>
+            </w:r>
+            <w:r>
+              <w:rPr>
+                <w:rFonts w:ascii="Times New Roman" w:hAnsi="Times New Roman"/>
+                <w:bCs/>
+                <w:sz w:val="18"/>
+                <w:szCs w:val="18"/>
+                <w:lang w:val="es-EC"/>
+              </w:rPr>
+              <w:t>I</w:t>
             </w:r>
           </w:p>
         </w:tc>
@@ -3239,7 +3369,7 @@
                 <w:szCs w:val="18"/>
                 <w:lang w:val="es-ES"/>
               </w:rPr>
-              <w:t>Desarrollo e integración de módulos de socias, tallas y ubicación con validaciones, ajustes en base de datos y pruebas generales.</w:t>
+              <w:t>Desarrollo del sistema de generación automática de actas de asignación (entrega y recepción), incorporando características técnicas y firmas digitales.</w:t>
             </w:r>
           </w:p>
         </w:tc>
@@ -3297,7 +3427,17 @@
                 <w:szCs w:val="18"/>
                 <w:lang w:val="es-EC"/>
               </w:rPr>
-              <w:t>Tecnología</w:t>
+              <w:t>T</w:t>
+            </w:r>
+            <w:r>
+              <w:rPr>
+                <w:rFonts w:ascii="Times New Roman" w:hAnsi="Times New Roman"/>
+                <w:bCs/>
+                <w:sz w:val="18"/>
+                <w:szCs w:val="18"/>
+                <w:lang w:val="es-EC"/>
+              </w:rPr>
+              <w:t>I</w:t>
             </w:r>
           </w:p>
         </w:tc>
@@ -3325,7 +3465,7 @@
                 <w:szCs w:val="18"/>
                 <w:lang w:val="es-ES"/>
               </w:rPr>
-              <w:t>Desarrollo del módulo de usuarios con gestión de contraseñas, roles, permisos y autenticación mediante tokens.</w:t>
+              <w:t>Implementación de procesos de carga masiva de registros de equipos (teclados, mouses, etc.) y optimización general de consultas a la base de datos.</w:t>
             </w:r>
           </w:p>
         </w:tc>
@@ -3383,7 +3523,17 @@
                 <w:szCs w:val="18"/>
                 <w:lang w:val="es-EC"/>
               </w:rPr>
-              <w:t>Tecnología</w:t>
+              <w:t>T</w:t>
+            </w:r>
+            <w:r>
+              <w:rPr>
+                <w:rFonts w:ascii="Times New Roman" w:hAnsi="Times New Roman"/>
+                <w:bCs/>
+                <w:sz w:val="18"/>
+                <w:szCs w:val="18"/>
+                <w:lang w:val="es-EC"/>
+              </w:rPr>
+              <w:t>I</w:t>
             </w:r>
           </w:p>
         </w:tc>
@@ -3411,7 +3561,7 @@
                 <w:szCs w:val="18"/>
                 <w:lang w:val="es-ES"/>
               </w:rPr>
-              <w:t>Desarrollo e integración de reportes del sistema e implementación del módulo de solicitudes de ingreso con generación y visualización de informes.</w:t>
+              <w:t>Ejecución de pruebas unitarias, funcionales, de carga, rendimiento y seguridad, junto con la corrección de errores (bugs) críticos del sistema.</w:t>
             </w:r>
           </w:p>
         </w:tc>
@@ -3469,7 +3619,17 @@
                 <w:szCs w:val="18"/>
                 <w:lang w:val="es-EC"/>
               </w:rPr>
-              <w:t>Tecnología</w:t>
+              <w:t>T</w:t>
+            </w:r>
+            <w:r>
+              <w:rPr>
+                <w:rFonts w:ascii="Times New Roman" w:hAnsi="Times New Roman"/>
+                <w:bCs/>
+                <w:sz w:val="18"/>
+                <w:szCs w:val="18"/>
+                <w:lang w:val="es-EC"/>
+              </w:rPr>
+              <w:t>I</w:t>
             </w:r>
           </w:p>
         </w:tc>
@@ -3498,7 +3658,7 @@
                 <w:szCs w:val="18"/>
                 <w:lang w:val="es-ES"/>
               </w:rPr>
-              <w:t>Pruebas unitarias e integrales del sistema, corrección de errores y migración de la base de datos</w:t>
+              <w:t>Despliegue final en entorno de producción (Cloudflare Workers/Pages, PostgreSQL), diseño del portal de usuarios y entrega definitiva del aplicativo.</w:t>
             </w:r>
           </w:p>
         </w:tc>
@@ -3830,16 +3990,6 @@
                 <w:lang w:val="es-EC"/>
               </w:rPr>
             </w:pPr>
-            <w:r>
-              <w:rPr>
-                <w:rFonts w:ascii="Times New Roman" w:hAnsi="Times New Roman"/>
-                <w:b/>
-                <w:sz w:val="20"/>
-                <w:szCs w:val="20"/>
-                <w:lang w:val="es-EC"/>
-              </w:rPr>
-              <w:t>X</w:t>
-            </w:r>
           </w:p>
         </w:tc>
         <w:tc>
@@ -3957,16 +4107,6 @@
                 <w:lang w:val="es-EC"/>
               </w:rPr>
             </w:pPr>
-            <w:r>
-              <w:rPr>
-                <w:rFonts w:ascii="Times New Roman" w:hAnsi="Times New Roman"/>
-                <w:b/>
-                <w:sz w:val="20"/>
-                <w:szCs w:val="20"/>
-                <w:lang w:val="es-EC"/>
-              </w:rPr>
-              <w:t>X</w:t>
-            </w:r>
           </w:p>
         </w:tc>
         <w:tc>
@@ -4065,16 +4205,6 @@
                 <w:lang w:val="es-EC"/>
               </w:rPr>
             </w:pPr>
-            <w:r>
-              <w:rPr>
-                <w:rFonts w:ascii="Times New Roman" w:hAnsi="Times New Roman"/>
-                <w:b/>
-                <w:sz w:val="20"/>
-                <w:szCs w:val="20"/>
-                <w:lang w:val="es-EC"/>
-              </w:rPr>
-              <w:t>X</w:t>
-            </w:r>
           </w:p>
         </w:tc>
         <w:tc>
@@ -4185,17 +4315,6 @@
                 <w:lang w:val="es-EC"/>
               </w:rPr>
             </w:pPr>
-            <w:r>
-              <w:rPr>
-                <w:rFonts w:ascii="Times New Roman" w:hAnsi="Times New Roman"/>
-                <w:b/>
-                <w:sz w:val="20"/>
-                <w:szCs w:val="20"/>
-                <w:lang w:val="es-EC"/>
-              </w:rPr>
-              <w:lastRenderedPageBreak/>
-              <w:t>X</w:t>
-            </w:r>
           </w:p>
         </w:tc>
         <w:tc>
@@ -4295,16 +4414,6 @@
                 <w:lang w:val="es-EC"/>
               </w:rPr>
             </w:pPr>
-            <w:r>
-              <w:rPr>
-                <w:rFonts w:ascii="Times New Roman" w:hAnsi="Times New Roman"/>
-                <w:b/>
-                <w:sz w:val="20"/>
-                <w:szCs w:val="20"/>
-                <w:lang w:val="es-EC"/>
-              </w:rPr>
-              <w:t>X</w:t>
-            </w:r>
           </w:p>
         </w:tc>
         <w:tc>
@@ -4404,16 +4513,6 @@
                 <w:lang w:val="es-EC"/>
               </w:rPr>
             </w:pPr>
-            <w:r>
-              <w:rPr>
-                <w:rFonts w:ascii="Times New Roman" w:hAnsi="Times New Roman"/>
-                <w:b/>
-                <w:sz w:val="20"/>
-                <w:szCs w:val="20"/>
-                <w:lang w:val="es-EC"/>
-              </w:rPr>
-              <w:t>X</w:t>
-            </w:r>
           </w:p>
         </w:tc>
         <w:tc>
@@ -4512,16 +4611,6 @@
                 <w:lang w:val="es-EC"/>
               </w:rPr>
             </w:pPr>
-            <w:r>
-              <w:rPr>
-                <w:rFonts w:ascii="Times New Roman" w:hAnsi="Times New Roman"/>
-                <w:b/>
-                <w:sz w:val="20"/>
-                <w:szCs w:val="20"/>
-                <w:lang w:val="es-EC"/>
-              </w:rPr>
-              <w:t>X</w:t>
-            </w:r>
           </w:p>
         </w:tc>
         <w:tc>
@@ -4617,19 +4706,9 @@
                 <w:b/>
                 <w:sz w:val="20"/>
                 <w:szCs w:val="20"/>
-                <w:lang w:val="es-EC"/>
+                <w:lang w:val="en-US"/>
               </w:rPr>
             </w:pPr>
-            <w:r>
-              <w:rPr>
-                <w:rFonts w:ascii="Times New Roman" w:hAnsi="Times New Roman"/>
-                <w:b/>
-                <w:sz w:val="20"/>
-                <w:szCs w:val="20"/>
-                <w:lang w:val="es-EC"/>
-              </w:rPr>
-              <w:t>X</w:t>
-            </w:r>
           </w:p>
         </w:tc>
         <w:tc>
@@ -4929,153 +5008,12 @@
                       <w:sz w:val="16"/>
                       <w:szCs w:val="16"/>
                     </w:rPr>
-                    <w:t>Axel Samuel Herrera Aguiar</w:t>
+                    <w:t>Bryan Roberto Quispe Romero</w:t>
                   </w:r>
                 </w:p>
                 <w:p>
                   <w:pPr>
                     <w:spacing w:after="0" w:line="240" w:lineRule="auto"/>
-                    <w:jc w:val="center"/>
-                    <w:rPr>
-                      <w:rFonts w:ascii="Arial" w:hAnsi="Arial" w:cs="Arial"/>
-                      <w:b/>
-                      <w:sz w:val="16"/>
-                      <w:szCs w:val="16"/>
-                    </w:rPr>
-                  </w:pPr>
-                  <w:r>
-                    <w:rPr>
-                      <w:rFonts w:ascii="Arial" w:hAnsi="Arial" w:cs="Arial"/>
-                      <w:b/>
-                      <w:sz w:val="16"/>
-                      <w:szCs w:val="16"/>
-                    </w:rPr>
-                    <w:t>CC:</w:t>
-                  </w:r>
-                  <w:r>
-                    <w:rPr>
-                      <w:rFonts w:ascii="Arial" w:hAnsi="Arial" w:cs="Arial"/>
-                      <w:b/>
-                      <w:sz w:val="16"/>
-                      <w:szCs w:val="16"/>
-                    </w:rPr>
-                    <w:t xml:space="preserve"> 1726791641</w:t>
-                  </w:r>
-                </w:p>
-                <w:p>
-                  <w:pPr>
-                    <w:spacing w:after="0" w:line="240" w:lineRule="auto"/>
-                    <w:jc w:val="center"/>
-                    <w:rPr>
-                      <w:rFonts w:ascii="Arial" w:hAnsi="Arial" w:cs="Arial"/>
-                      <w:b/>
-                      <w:sz w:val="20"/>
-                      <w:szCs w:val="20"/>
-                    </w:rPr>
-                  </w:pPr>
-                </w:p>
-              </w:txbxContent>
-            </v:textbox>
-          </v:shape>
-        </w:pict>
-      </w:r>
-      <w:r>
-        <w:rPr>
-          <w:rFonts w:ascii="Times New Roman" w:hAnsi="Times New Roman"/>
-          <w:b/>
-          <w:noProof/>
-          <w:sz w:val="20"/>
-          <w:szCs w:val="20"/>
-          <w:lang w:val="es-ES"/>
-        </w:rPr>
-        <w:pict w14:anchorId="33D66488">
-          <v:shape id="Text Box 12" o:spid="_x0000_s2060" type="#_x0000_t202" style="position:absolute;margin-left:-10.35pt;margin-top:2.7pt;width:155.55pt;height:76.5pt;z-index:251681792;visibility:visible;mso-width-relative:margin;mso-height-relative:margin" o:gfxdata="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" strokecolor="white [3212]">
-            <v:textbox>
-              <w:txbxContent>
-                <w:p>
-                  <w:pPr>
-                    <w:spacing w:after="0" w:line="240" w:lineRule="auto"/>
-                    <w:jc w:val="center"/>
-                    <w:rPr>
-                      <w:rFonts w:ascii="Arial" w:hAnsi="Arial" w:cs="Arial"/>
-                      <w:sz w:val="20"/>
-                      <w:szCs w:val="20"/>
-                    </w:rPr>
-                  </w:pPr>
-                </w:p>
-                <w:p>
-                  <w:pPr>
-                    <w:spacing w:after="0" w:line="240" w:lineRule="auto"/>
-                    <w:jc w:val="center"/>
-                    <w:rPr>
-                      <w:rFonts w:ascii="Arial" w:hAnsi="Arial" w:cs="Arial"/>
-                      <w:sz w:val="20"/>
-                      <w:szCs w:val="20"/>
-                    </w:rPr>
-                  </w:pPr>
-                </w:p>
-                <w:p>
-                  <w:pPr>
-                    <w:spacing w:after="0"/>
-                    <w:jc w:val="center"/>
-                    <w:rPr>
-                      <w:rFonts w:ascii="Arial" w:hAnsi="Arial" w:cs="Arial"/>
-                      <w:b/>
-                      <w:sz w:val="16"/>
-                      <w:szCs w:val="16"/>
-                    </w:rPr>
-                  </w:pPr>
-                  <w:r>
-                    <w:rPr>
-                      <w:rFonts w:ascii="Arial" w:hAnsi="Arial" w:cs="Arial"/>
-                      <w:b/>
-                      <w:sz w:val="16"/>
-                      <w:szCs w:val="16"/>
-                    </w:rPr>
-                    <w:t xml:space="preserve">Tutor </w:t>
-                  </w:r>
-                  <w:r>
-                    <w:rPr>
-                      <w:rFonts w:ascii="Arial" w:hAnsi="Arial" w:cs="Arial"/>
-                      <w:b/>
-                      <w:sz w:val="16"/>
-                      <w:szCs w:val="16"/>
-                    </w:rPr>
-                    <w:t>Empresarial</w:t>
-                  </w:r>
-                </w:p>
-                <w:p>
-                  <w:pPr>
-                    <w:spacing w:after="0" w:line="240" w:lineRule="auto"/>
-                    <w:jc w:val="center"/>
-                    <w:rPr>
-                      <w:rFonts w:ascii="Arial" w:hAnsi="Arial" w:cs="Arial"/>
-                      <w:b/>
-                      <w:sz w:val="16"/>
-                      <w:szCs w:val="16"/>
-                    </w:rPr>
-                  </w:pPr>
-                  <w:r>
-                    <w:rPr>
-                      <w:rFonts w:ascii="Arial" w:hAnsi="Arial" w:cs="Arial"/>
-                      <w:b/>
-                      <w:sz w:val="16"/>
-                      <w:szCs w:val="16"/>
-                    </w:rPr>
-                    <w:t xml:space="preserve">Ing. </w:t>
-                  </w:r>
-                  <w:r>
-                    <w:rPr>
-                      <w:rFonts w:ascii="Arial" w:hAnsi="Arial" w:cs="Arial"/>
-                      <w:b/>
-                      <w:sz w:val="16"/>
-                      <w:szCs w:val="16"/>
-                    </w:rPr>
-                    <w:t>Lilian Alexandra Alcívar Valencia</w:t>
-                  </w:r>
-                </w:p>
-                <w:p>
-                  <w:pPr>
                     <w:jc w:val="center"/>
                     <w:rPr>
                       <w:rFonts w:ascii="Arial" w:hAnsi="Arial" w:cs="Arial"/>
@@ -5109,7 +5047,122 @@
                       <w:sz w:val="16"/>
                       <w:szCs w:val="16"/>
                     </w:rPr>
-                    <w:t>1714367099</w:t>
+                    <w:t>1726621830</w:t>
+                  </w:r>
+                </w:p>
+                <w:p>
+                  <w:pPr>
+                    <w:spacing w:after="0" w:line="240" w:lineRule="auto"/>
+                    <w:jc w:val="center"/>
+                    <w:rPr>
+                      <w:rFonts w:ascii="Arial" w:hAnsi="Arial" w:cs="Arial"/>
+                      <w:b/>
+                      <w:sz w:val="20"/>
+                      <w:szCs w:val="20"/>
+                    </w:rPr>
+                  </w:pPr>
+                </w:p>
+              </w:txbxContent>
+            </v:textbox>
+          </v:shape>
+        </w:pict>
+      </w:r>
+      <w:r>
+        <w:rPr>
+          <w:rFonts w:ascii="Times New Roman" w:hAnsi="Times New Roman"/>
+          <w:b/>
+          <w:noProof/>
+          <w:sz w:val="20"/>
+          <w:szCs w:val="20"/>
+          <w:lang w:val="es-ES"/>
+        </w:rPr>
+        <w:pict w14:anchorId="33D66488">
+          <v:shape id="Text Box 12" o:spid="_x0000_s2060" type="#_x0000_t202" style="position:absolute;margin-left:-10.35pt;margin-top:2.7pt;width:155.55pt;height:76.5pt;z-index:251681792;visibility:visible;mso-width-relative:margin;mso-height-relative:margin" o:gfxdata="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" strokecolor="white [3212]">
+            <v:textbox>
+              <w:txbxContent>
+                <w:p>
+                  <w:pPr>
+                    <w:spacing w:after="0" w:line="240" w:lineRule="auto"/>
+                    <w:jc w:val="center"/>
+                    <w:rPr>
+                      <w:rFonts w:ascii="Arial" w:hAnsi="Arial" w:cs="Arial"/>
+                      <w:sz w:val="20"/>
+                      <w:szCs w:val="20"/>
+                    </w:rPr>
+                  </w:pPr>
+                </w:p>
+                <w:p>
+                  <w:pPr>
+                    <w:spacing w:after="0" w:line="240" w:lineRule="auto"/>
+                    <w:jc w:val="center"/>
+                    <w:rPr>
+                      <w:rFonts w:ascii="Arial" w:hAnsi="Arial" w:cs="Arial"/>
+                      <w:sz w:val="20"/>
+                      <w:szCs w:val="20"/>
+                    </w:rPr>
+                  </w:pPr>
+                </w:p>
+                <w:p>
+                  <w:pPr>
+                    <w:spacing w:after="0" w:line="240" w:lineRule="auto"/>
+                    <w:jc w:val="center"/>
+                    <w:rPr>
+                      <w:rFonts w:ascii="Arial" w:hAnsi="Arial" w:cs="Arial"/>
+                      <w:b/>
+                      <w:sz w:val="16"/>
+                      <w:szCs w:val="16"/>
+                    </w:rPr>
+                  </w:pPr>
+                  <w:r>
+                    <w:rPr>
+                      <w:rFonts w:ascii="Arial" w:hAnsi="Arial" w:cs="Arial"/>
+                      <w:b/>
+                      <w:sz w:val="16"/>
+                      <w:szCs w:val="16"/>
+                    </w:rPr>
+                    <w:t>Tutor Empresarial</w:t>
+                  </w:r>
+                </w:p>
+                <w:p>
+                  <w:pPr>
+                    <w:spacing w:after="0" w:line="240" w:lineRule="auto"/>
+                    <w:jc w:val="center"/>
+                    <w:rPr>
+                      <w:rFonts w:ascii="Arial" w:hAnsi="Arial" w:cs="Arial"/>
+                      <w:b/>
+                      <w:sz w:val="16"/>
+                      <w:szCs w:val="16"/>
+                    </w:rPr>
+                  </w:pPr>
+                  <w:r>
+                    <w:rPr>
+                      <w:rFonts w:ascii="Arial" w:hAnsi="Arial" w:cs="Arial"/>
+                      <w:b/>
+                      <w:sz w:val="16"/>
+                      <w:szCs w:val="16"/>
+                    </w:rPr>
+                    <w:t>Ing. Moreta Paez Galo Anibal</w:t>
+                  </w:r>
+                </w:p>
+                <w:p>
+                  <w:pPr>
+                    <w:spacing w:after="0" w:line="240" w:lineRule="auto"/>
+                    <w:jc w:val="center"/>
+                    <w:rPr>
+                      <w:rFonts w:ascii="Arial" w:hAnsi="Arial" w:cs="Arial"/>
+                      <w:b/>
+                      <w:sz w:val="16"/>
+                      <w:szCs w:val="16"/>
+                    </w:rPr>
+                  </w:pPr>
+                  <w:r>
+                    <w:rPr>
+                      <w:rFonts w:ascii="Arial" w:hAnsi="Arial" w:cs="Arial"/>
+                      <w:b/>
+                      <w:sz w:val="16"/>
+                      <w:szCs w:val="16"/>
+                    </w:rPr>
+                    <w:t xml:space="preserve"> CC: 1723563480</w:t>
                   </w:r>
                 </w:p>
                 <w:p>
@@ -5183,18 +5236,6 @@
                     </w:rPr>
                     <w:t>Tutor Académico</w:t>
                   </w:r>
-                </w:p>
-                <w:p>
-                  <w:pPr>
-                    <w:spacing w:after="0" w:line="240" w:lineRule="auto"/>
-                    <w:jc w:val="center"/>
-                    <w:rPr>
-                      <w:rFonts w:ascii="Arial" w:hAnsi="Arial" w:cs="Arial"/>
-                      <w:b/>
-                      <w:sz w:val="16"/>
-                      <w:szCs w:val="16"/>
-                    </w:rPr>
-                  </w:pPr>
                   <w:r>
                     <w:rPr>
                       <w:rFonts w:ascii="Arial" w:hAnsi="Arial" w:cs="Arial"/>
@@ -5202,7 +5243,35 @@
                       <w:sz w:val="16"/>
                       <w:szCs w:val="16"/>
                     </w:rPr>
-                    <w:t>Washington Eduardo Loza Herrera</w:t>
+                    <w:br/>
+                    <w:t>Ing.</w:t>
+                  </w:r>
+                  <w:r>
+                    <w:rPr>
+                      <w:rFonts w:ascii="Arial" w:hAnsi="Arial" w:cs="Arial"/>
+                      <w:b/>
+                      <w:sz w:val="16"/>
+                      <w:szCs w:val="16"/>
+                    </w:rPr>
+                    <w:t>Magi Paul Diaz Zuñiga</w:t>
+                  </w:r>
+                  <w:r>
+                    <w:rPr>
+                      <w:rFonts w:ascii="Arial" w:hAnsi="Arial" w:cs="Arial"/>
+                      <w:b/>
+                      <w:sz w:val="16"/>
+                      <w:szCs w:val="16"/>
+                    </w:rPr>
+                    <w:br/>
+                  </w:r>
+                  <w:r>
+                    <w:rPr>
+                      <w:rFonts w:ascii="Arial" w:hAnsi="Arial" w:cs="Arial"/>
+                      <w:b/>
+                      <w:sz w:val="16"/>
+                      <w:szCs w:val="16"/>
+                    </w:rPr>
+                    <w:t>CC: 1707249072</w:t>
                   </w:r>
                 </w:p>
                 <w:p>
@@ -5214,62 +5283,6 @@
                       <w:b/>
                       <w:sz w:val="16"/>
                       <w:szCs w:val="16"/>
-                    </w:rPr>
-                  </w:pPr>
-                  <w:r>
-                    <w:rPr>
-                      <w:rFonts w:ascii="Arial" w:hAnsi="Arial" w:cs="Arial"/>
-                      <w:b/>
-                      <w:sz w:val="16"/>
-                      <w:szCs w:val="16"/>
-                    </w:rPr>
-                    <w:t>C</w:t>
-                  </w:r>
-                  <w:r>
-                    <w:rPr>
-                      <w:rFonts w:ascii="Arial" w:hAnsi="Arial" w:cs="Arial"/>
-                      <w:b/>
-                      <w:sz w:val="16"/>
-                      <w:szCs w:val="16"/>
-                    </w:rPr>
-                    <w:t>C</w:t>
-                  </w:r>
-                  <w:r>
-                    <w:rPr>
-                      <w:rFonts w:ascii="Arial" w:hAnsi="Arial" w:cs="Arial"/>
-                      <w:b/>
-                      <w:sz w:val="16"/>
-                      <w:szCs w:val="16"/>
-                    </w:rPr>
-                    <w:t>:</w:t>
-                  </w:r>
-                  <w:r>
-                    <w:rPr>
-                      <w:rFonts w:ascii="Arial" w:hAnsi="Arial" w:cs="Arial"/>
-                      <w:b/>
-                      <w:sz w:val="16"/>
-                      <w:szCs w:val="16"/>
-                    </w:rPr>
-                    <w:t xml:space="preserve"> </w:t>
-                  </w:r>
-                  <w:r>
-                    <w:rPr>
-                      <w:b/>
-                      <w:sz w:val="16"/>
-                      <w:szCs w:val="16"/>
-                    </w:rPr>
-                    <w:t>1713756524</w:t>
-                  </w:r>
-                </w:p>
-                <w:p>
-                  <w:pPr>
-                    <w:spacing w:after="0" w:line="240" w:lineRule="auto"/>
-                    <w:jc w:val="center"/>
-                    <w:rPr>
-                      <w:rFonts w:ascii="Arial" w:hAnsi="Arial" w:cs="Arial"/>
-                      <w:b/>
-                      <w:sz w:val="20"/>
-                      <w:szCs w:val="20"/>
                     </w:rPr>
                   </w:pPr>
                 </w:p>
@@ -5502,27 +5515,7 @@
         <w:sz w:val="14"/>
         <w:szCs w:val="14"/>
       </w:rPr>
-      <w:t xml:space="preserve"> </w:t>
-    </w:r>
-    <w:proofErr w:type="spellStart"/>
-    <w:r>
-      <w:rPr>
-        <w:rFonts w:asciiTheme="majorHAnsi" w:hAnsiTheme="majorHAnsi" w:cs="Arial"/>
-        <w:b/>
-        <w:sz w:val="14"/>
-        <w:szCs w:val="14"/>
-      </w:rPr>
-      <w:t>N°</w:t>
-    </w:r>
-    <w:proofErr w:type="spellEnd"/>
-    <w:r>
-      <w:rPr>
-        <w:rFonts w:asciiTheme="majorHAnsi" w:hAnsiTheme="majorHAnsi" w:cs="Arial"/>
-        <w:b/>
-        <w:sz w:val="14"/>
-        <w:szCs w:val="14"/>
-      </w:rPr>
-      <w:t xml:space="preserve"> </w:t>
+      <w:t xml:space="preserve"> N° </w:t>
     </w:r>
     <w:r>
       <w:rPr>
